--- a/templates/venda_parcelada_mista_2_testemunhas.docx
+++ b/templates/venda_parcelada_mista_2_testemunhas.docx
@@ -30,27 +30,7 @@
           <w:sz w:val="24"/>
           <w:szCs w:val="24"/>
         </w:rPr>
-        <w:t>DADOS/ {NOME_PAPEL_VENDEDOR</w:t>
-      </w:r>
-      <w:proofErr w:type="gramStart"/>
-      <w:r>
-        <w:rPr>
-          <w:rFonts w:asciiTheme="majorHAnsi" w:hAnsiTheme="majorHAnsi"/>
-          <w:b/>
-          <w:sz w:val="24"/>
-          <w:szCs w:val="24"/>
-        </w:rPr>
-        <w:t>}</w:t>
-      </w:r>
-      <w:proofErr w:type="gramEnd"/>
-      <w:r>
-        <w:rPr>
-          <w:rFonts w:asciiTheme="majorHAnsi" w:hAnsiTheme="majorHAnsi"/>
-          <w:b/>
-          <w:sz w:val="24"/>
-          <w:szCs w:val="24"/>
-        </w:rPr>
-        <w:t>/ {NOME_PAPEL_COMPRADOR}</w:t>
+        <w:t>DADOS/ {NOME_PAPEL_VENDEDOR}/ {NOME_PAPEL_COMPRADOR}</w:t>
       </w:r>
     </w:p>
     <w:p>
@@ -96,25 +76,7 @@
           <w:sz w:val="24"/>
           <w:szCs w:val="24"/>
         </w:rPr>
-        <w:t xml:space="preserve">, {nacionalidade_vendedor}, {estado_civil_vendedor}, {portador_vendedor} da carteira de identidade nº {rg_vendedor} {emissao_rg_vendedor} e do CPF nº {cpf_vendedor}, residente e </w:t>
-      </w:r>
-      <w:proofErr w:type="gramStart"/>
-      <w:r>
-        <w:rPr>
-          <w:rFonts w:asciiTheme="majorHAnsi" w:hAnsiTheme="majorHAnsi"/>
-          <w:sz w:val="24"/>
-          <w:szCs w:val="24"/>
-        </w:rPr>
-        <w:t>domiciliad{</w:t>
-      </w:r>
-      <w:proofErr w:type="gramEnd"/>
-      <w:r>
-        <w:rPr>
-          <w:rFonts w:asciiTheme="majorHAnsi" w:hAnsiTheme="majorHAnsi"/>
-          <w:sz w:val="24"/>
-          <w:szCs w:val="24"/>
-        </w:rPr>
-        <w:t xml:space="preserve">artigo_pessoa} na {endereco_vendedor}, nº {numero_vendedor}, Bairro {bairro_vendedor}, {cidade_vendedor} - {estado_vendedor}, ora em diante chamad{artigo_vendedor} simplesmente </w:t>
+        <w:t xml:space="preserve">, {nacionalidade_vendedor}, {estado_civil_vendedor}, {portador_vendedor} da carteira de identidade nº {rg_vendedor} {emissao_rg_vendedor} e do CPF nº {cpf_vendedor}, residente e domiciliad{artigo_pessoa} na {endereco_vendedor}, nº {numero_vendedor}, Bairro {bairro_vendedor}, {cidade_vendedor} - {estado_vendedor}, ora em diante chamad{artigo_vendedor} simplesmente </w:t>
       </w:r>
       <w:r>
         <w:rPr>
@@ -236,25 +198,7 @@
           <w:sz w:val="24"/>
           <w:szCs w:val="24"/>
         </w:rPr>
-        <w:t xml:space="preserve">A posse que exerce sobre 01 (um) terreno rural, extraído de uma área localizada na {localizacao_imovel}, no desmembramento do lote do </w:t>
-      </w:r>
-      <w:proofErr w:type="gramStart"/>
-      <w:r>
-        <w:rPr>
-          <w:rFonts w:asciiTheme="majorHAnsi" w:hAnsiTheme="majorHAnsi"/>
-          <w:sz w:val="24"/>
-          <w:szCs w:val="24"/>
-        </w:rPr>
-        <w:t>Empreendimento</w:t>
-      </w:r>
-      <w:proofErr w:type="gramEnd"/>
-      <w:r>
-        <w:rPr>
-          <w:rFonts w:asciiTheme="majorHAnsi" w:hAnsiTheme="majorHAnsi"/>
-          <w:sz w:val="24"/>
-          <w:szCs w:val="24"/>
-        </w:rPr>
-        <w:t xml:space="preserve"> </w:t>
+        <w:t xml:space="preserve">A posse que exerce sobre 01 (um) terreno rural, extraído de uma área localizada na {localizacao_imovel}, no desmembramento do lote do Empreendimento </w:t>
       </w:r>
       <w:r>
         <w:rPr>
@@ -271,25 +215,7 @@
           <w:sz w:val="24"/>
           <w:szCs w:val="24"/>
         </w:rPr>
-        <w:t>, no município de {cidade_assinatura</w:t>
-      </w:r>
-      <w:proofErr w:type="gramStart"/>
-      <w:r>
-        <w:rPr>
-          <w:rFonts w:asciiTheme="majorHAnsi" w:hAnsiTheme="majorHAnsi"/>
-          <w:sz w:val="24"/>
-          <w:szCs w:val="24"/>
-        </w:rPr>
-        <w:t>}</w:t>
-      </w:r>
-      <w:proofErr w:type="gramEnd"/>
-      <w:r>
-        <w:rPr>
-          <w:rFonts w:asciiTheme="majorHAnsi" w:hAnsiTheme="majorHAnsi"/>
-          <w:sz w:val="24"/>
-          <w:szCs w:val="24"/>
-        </w:rPr>
-        <w:t xml:space="preserve">/{estado_assinatura}, de forma regular. Denominado Lote </w:t>
+        <w:t xml:space="preserve">, no município de {cidade_assinatura}/{estado_assinatura}, de forma regular. Denominado Lote </w:t>
       </w:r>
       <w:r>
         <w:rPr>
@@ -470,23 +396,13 @@
           <w:szCs w:val="24"/>
         </w:rPr>
       </w:pPr>
-      <w:proofErr w:type="gramStart"/>
-      <w:r>
-        <w:rPr>
-          <w:rFonts w:asciiTheme="majorHAnsi" w:hAnsiTheme="majorHAnsi"/>
-          <w:sz w:val="24"/>
-          <w:szCs w:val="24"/>
-        </w:rPr>
-        <w:t>O preço certa e ajustada da venda ora prometida</w:t>
-      </w:r>
-      <w:proofErr w:type="gramEnd"/>
-      <w:r>
-        <w:rPr>
-          <w:rFonts w:asciiTheme="majorHAnsi" w:hAnsiTheme="majorHAnsi"/>
-          <w:sz w:val="24"/>
-          <w:szCs w:val="24"/>
-        </w:rPr>
-        <w:t xml:space="preserve"> é de </w:t>
+      <w:r>
+        <w:rPr>
+          <w:rFonts w:asciiTheme="majorHAnsi" w:hAnsiTheme="majorHAnsi"/>
+          <w:sz w:val="24"/>
+          <w:szCs w:val="24"/>
+        </w:rPr>
+        <w:t xml:space="preserve">O preço certa e ajustada da venda ora prometida é de </w:t>
       </w:r>
       <w:r>
         <w:rPr>
@@ -728,25 +644,7 @@
           <w:sz w:val="24"/>
           <w:szCs w:val="24"/>
         </w:rPr>
-        <w:t xml:space="preserve">, </w:t>
-      </w:r>
-      <w:proofErr w:type="gramStart"/>
-      <w:r>
-        <w:rPr>
-          <w:rFonts w:asciiTheme="majorHAnsi" w:hAnsiTheme="majorHAnsi"/>
-          <w:sz w:val="24"/>
-          <w:szCs w:val="24"/>
-        </w:rPr>
-        <w:t>sob pena</w:t>
-      </w:r>
-      <w:proofErr w:type="gramEnd"/>
-      <w:r>
-        <w:rPr>
-          <w:rFonts w:asciiTheme="majorHAnsi" w:hAnsiTheme="majorHAnsi"/>
-          <w:sz w:val="24"/>
-          <w:szCs w:val="24"/>
-        </w:rPr>
-        <w:t xml:space="preserve"> de, não o fazendo e sem prejuízo das demais sanções previstas em caso de inadimplemento, ficar sujeito ao pagamento de juros moratórios de 5% (cinco por cento) ao </w:t>
+        <w:t xml:space="preserve">, sob pena de, não o fazendo e sem prejuízo das demais sanções previstas em caso de inadimplemento, ficar sujeito ao pagamento de juros moratórios de 5% (cinco por cento) ao </w:t>
       </w:r>
       <w:r>
         <w:rPr>
@@ -887,21 +785,7 @@
         <w:rPr>
           <w:rFonts w:asciiTheme="majorHAnsi" w:hAnsiTheme="majorHAnsi"/>
         </w:rPr>
-        <w:t xml:space="preserve">Caso alguma parte vier a arrepender-se </w:t>
-      </w:r>
-      <w:proofErr w:type="gramStart"/>
-      <w:r>
-        <w:rPr>
-          <w:rFonts w:asciiTheme="majorHAnsi" w:hAnsiTheme="majorHAnsi"/>
-        </w:rPr>
-        <w:t>da presente</w:t>
-      </w:r>
-      <w:proofErr w:type="gramEnd"/>
-      <w:r>
-        <w:rPr>
-          <w:rFonts w:asciiTheme="majorHAnsi" w:hAnsiTheme="majorHAnsi"/>
-        </w:rPr>
-        <w:t xml:space="preserve"> transação, o valor correspondente a 7% do valor total do objeto, destinado a pagamento de honorários de corretagem, não será ressarcido.</w:t>
+        <w:t>Caso alguma parte vier a arrepender-se da presente transação, o valor correspondente a 7% do valor total do objeto, destinado a pagamento de honorários de corretagem, não será ressarcido.</w:t>
       </w:r>
     </w:p>
     <w:p>
@@ -1024,25 +908,7 @@
           <w:sz w:val="24"/>
           <w:szCs w:val="24"/>
         </w:rPr>
-        <w:t xml:space="preserve">, desde logo, a posse do imóvel prometido, e o valor </w:t>
-      </w:r>
-      <w:proofErr w:type="gramStart"/>
-      <w:r>
-        <w:rPr>
-          <w:rFonts w:asciiTheme="majorHAnsi" w:hAnsiTheme="majorHAnsi"/>
-          <w:sz w:val="24"/>
-          <w:szCs w:val="24"/>
-        </w:rPr>
-        <w:t>pago até a época do inadimplemento, abatidas</w:t>
-      </w:r>
-      <w:proofErr w:type="gramEnd"/>
-      <w:r>
-        <w:rPr>
-          <w:rFonts w:asciiTheme="majorHAnsi" w:hAnsiTheme="majorHAnsi"/>
-          <w:sz w:val="24"/>
-          <w:szCs w:val="24"/>
-        </w:rPr>
-        <w:t xml:space="preserve"> as porcentagens contratuais e multa no valor total do objeto, conforme cláusula 3º, sendo devolvido parceladamente o restante descontado pel{artigo_vendedor} </w:t>
+        <w:t xml:space="preserve">, desde logo, a posse do imóvel prometido, e o valor pago até a época do inadimplemento, abatidas as porcentagens contratuais e multa no valor total do objeto, conforme cláusula 3º, sendo devolvido parceladamente o restante descontado pel{artigo_vendedor} </w:t>
       </w:r>
       <w:r>
         <w:rPr>
@@ -1354,25 +1220,7 @@
           <w:sz w:val="24"/>
           <w:szCs w:val="24"/>
         </w:rPr>
-        <w:t xml:space="preserve">A posse do imóvel, objeto deste contrato, é transmitida </w:t>
-      </w:r>
-      <w:proofErr w:type="gramStart"/>
-      <w:r>
-        <w:rPr>
-          <w:rFonts w:asciiTheme="majorHAnsi" w:hAnsiTheme="majorHAnsi"/>
-          <w:sz w:val="24"/>
-          <w:szCs w:val="24"/>
-        </w:rPr>
-        <w:t>pel{</w:t>
-      </w:r>
-      <w:proofErr w:type="gramEnd"/>
-      <w:r>
-        <w:rPr>
-          <w:rFonts w:asciiTheme="majorHAnsi" w:hAnsiTheme="majorHAnsi"/>
-          <w:sz w:val="24"/>
-          <w:szCs w:val="24"/>
-        </w:rPr>
-        <w:t xml:space="preserve">artigo_vendedor} </w:t>
+        <w:t xml:space="preserve">A posse do imóvel, objeto deste contrato, é transmitida pel{artigo_vendedor} </w:t>
       </w:r>
       <w:r>
         <w:rPr>
@@ -1519,18 +1367,8 @@
           <w:sz w:val="24"/>
           <w:szCs w:val="24"/>
         </w:rPr>
-        <w:t>§2º - Fica advertido {artigo_comprador}</w:t>
-      </w:r>
-      <w:proofErr w:type="gramStart"/>
-      <w:r>
-        <w:rPr>
-          <w:rFonts w:asciiTheme="majorHAnsi" w:hAnsiTheme="majorHAnsi"/>
-          <w:sz w:val="24"/>
-          <w:szCs w:val="24"/>
-        </w:rPr>
-        <w:t xml:space="preserve">  </w:t>
-      </w:r>
-      <w:proofErr w:type="gramEnd"/>
+        <w:t xml:space="preserve">§2º - Fica advertido {artigo_comprador}  </w:t>
+      </w:r>
       <w:r>
         <w:rPr>
           <w:rFonts w:asciiTheme="majorHAnsi" w:hAnsiTheme="majorHAnsi"/>
@@ -1651,25 +1489,7 @@
           <w:sz w:val="24"/>
           <w:szCs w:val="24"/>
         </w:rPr>
-        <w:t xml:space="preserve">. Caso faça a transferência sem comunicar, será </w:t>
-      </w:r>
-      <w:proofErr w:type="gramStart"/>
-      <w:r>
-        <w:rPr>
-          <w:rFonts w:asciiTheme="majorHAnsi" w:hAnsiTheme="majorHAnsi"/>
-          <w:sz w:val="24"/>
-          <w:szCs w:val="24"/>
-        </w:rPr>
-        <w:t>considerado má-fé contratual, gerando nulidade absoluta</w:t>
-      </w:r>
-      <w:proofErr w:type="gramEnd"/>
-      <w:r>
-        <w:rPr>
-          <w:rFonts w:asciiTheme="majorHAnsi" w:hAnsiTheme="majorHAnsi"/>
-          <w:sz w:val="24"/>
-          <w:szCs w:val="24"/>
-        </w:rPr>
-        <w:t xml:space="preserve"> perante terceiros.</w:t>
+        <w:t>. Caso faça a transferência sem comunicar, será considerado má-fé contratual, gerando nulidade absoluta perante terceiros.</w:t>
       </w:r>
     </w:p>
     <w:p>
@@ -1741,25 +1561,7 @@
           <w:sz w:val="24"/>
           <w:szCs w:val="24"/>
         </w:rPr>
-        <w:t xml:space="preserve">O presente contrato é celebrado em caráter irrevogável e irretratável </w:t>
-      </w:r>
-      <w:proofErr w:type="gramStart"/>
-      <w:r>
-        <w:rPr>
-          <w:rFonts w:asciiTheme="majorHAnsi" w:hAnsiTheme="majorHAnsi"/>
-          <w:sz w:val="24"/>
-          <w:szCs w:val="24"/>
-        </w:rPr>
-        <w:t>pel{</w:t>
-      </w:r>
-      <w:proofErr w:type="gramEnd"/>
-      <w:r>
-        <w:rPr>
-          <w:rFonts w:asciiTheme="majorHAnsi" w:hAnsiTheme="majorHAnsi"/>
-          <w:sz w:val="24"/>
-          <w:szCs w:val="24"/>
-        </w:rPr>
-        <w:t xml:space="preserve">artigo_vendedor} </w:t>
+        <w:t xml:space="preserve">O presente contrato é celebrado em caráter irrevogável e irretratável pel{artigo_vendedor} </w:t>
       </w:r>
       <w:r>
         <w:rPr>
@@ -1959,25 +1761,7 @@
           <w:sz w:val="24"/>
           <w:szCs w:val="24"/>
         </w:rPr>
-        <w:t xml:space="preserve"> fica autorizado </w:t>
-      </w:r>
-      <w:proofErr w:type="gramStart"/>
-      <w:r>
-        <w:rPr>
-          <w:rFonts w:asciiTheme="majorHAnsi" w:hAnsiTheme="majorHAnsi"/>
-          <w:sz w:val="24"/>
-          <w:szCs w:val="24"/>
-        </w:rPr>
-        <w:t>pel{</w:t>
-      </w:r>
-      <w:proofErr w:type="gramEnd"/>
-      <w:r>
-        <w:rPr>
-          <w:rFonts w:asciiTheme="majorHAnsi" w:hAnsiTheme="majorHAnsi"/>
-          <w:sz w:val="24"/>
-          <w:szCs w:val="24"/>
-        </w:rPr>
-        <w:t xml:space="preserve">artigo_comprador} </w:t>
+        <w:t xml:space="preserve"> fica autorizado pel{artigo_comprador} </w:t>
       </w:r>
       <w:r>
         <w:rPr>
@@ -2065,25 +1849,7 @@
           <w:sz w:val="24"/>
           <w:szCs w:val="24"/>
         </w:rPr>
-        <w:t xml:space="preserve">A Lei Geral de Proteção de Dados será obedecida, em todos os seus termos, </w:t>
-      </w:r>
-      <w:proofErr w:type="gramStart"/>
-      <w:r>
-        <w:rPr>
-          <w:rFonts w:asciiTheme="majorHAnsi" w:hAnsiTheme="majorHAnsi"/>
-          <w:sz w:val="24"/>
-          <w:szCs w:val="24"/>
-        </w:rPr>
-        <w:t>pel{</w:t>
-      </w:r>
-      <w:proofErr w:type="gramEnd"/>
-      <w:r>
-        <w:rPr>
-          <w:rFonts w:asciiTheme="majorHAnsi" w:hAnsiTheme="majorHAnsi"/>
-          <w:sz w:val="24"/>
-          <w:szCs w:val="24"/>
-        </w:rPr>
-        <w:t xml:space="preserve">artigo_vendedor} </w:t>
+        <w:t xml:space="preserve">A Lei Geral de Proteção de Dados será obedecida, em todos os seus termos, pel{artigo_vendedor} </w:t>
       </w:r>
       <w:r>
         <w:rPr>
@@ -2209,25 +1975,7 @@
           <w:sz w:val="24"/>
           <w:szCs w:val="24"/>
         </w:rPr>
-        <w:t xml:space="preserve">§2º - Eventuais dados coletados </w:t>
-      </w:r>
-      <w:proofErr w:type="gramStart"/>
-      <w:r>
-        <w:rPr>
-          <w:rFonts w:asciiTheme="majorHAnsi" w:hAnsiTheme="majorHAnsi"/>
-          <w:sz w:val="24"/>
-          <w:szCs w:val="24"/>
-        </w:rPr>
-        <w:t>pel{</w:t>
-      </w:r>
-      <w:proofErr w:type="gramEnd"/>
-      <w:r>
-        <w:rPr>
-          <w:rFonts w:asciiTheme="majorHAnsi" w:hAnsiTheme="majorHAnsi"/>
-          <w:sz w:val="24"/>
-          <w:szCs w:val="24"/>
-        </w:rPr>
-        <w:t xml:space="preserve">artigo_pessoa} </w:t>
+        <w:t xml:space="preserve">§2º - Eventuais dados coletados pel{artigo_pessoa} </w:t>
       </w:r>
       <w:r>
         <w:rPr>
@@ -2404,25 +2152,7 @@
           <w:sz w:val="24"/>
           <w:szCs w:val="24"/>
         </w:rPr>
-        <w:t>Para dirimir quaisquer questões que direta ou indiretamente decorram deste contrato, as partes elegem o Foro da Comarca de {cidade_assinatura</w:t>
-      </w:r>
-      <w:proofErr w:type="gramStart"/>
-      <w:r>
-        <w:rPr>
-          <w:rFonts w:asciiTheme="majorHAnsi" w:hAnsiTheme="majorHAnsi"/>
-          <w:sz w:val="24"/>
-          <w:szCs w:val="24"/>
-        </w:rPr>
-        <w:t>}</w:t>
-      </w:r>
-      <w:proofErr w:type="gramEnd"/>
-      <w:r>
-        <w:rPr>
-          <w:rFonts w:asciiTheme="majorHAnsi" w:hAnsiTheme="majorHAnsi"/>
-          <w:sz w:val="24"/>
-          <w:szCs w:val="24"/>
-        </w:rPr>
-        <w:t>/{estado_assinatura}, com renúncia expressa de qualquer outro.</w:t>
+        <w:t>Para dirimir quaisquer questões que direta ou indiretamente decorram deste contrato, as partes elegem o Foro da Comarca de {cidade_assinatura}/{estado_assinatura}, com renúncia expressa de qualquer outro.</w:t>
       </w:r>
     </w:p>
     <w:p>
@@ -2489,25 +2219,7 @@
           <w:sz w:val="24"/>
           <w:szCs w:val="24"/>
         </w:rPr>
-        <w:t>{cidade_assinatura</w:t>
-      </w:r>
-      <w:proofErr w:type="gramStart"/>
-      <w:r>
-        <w:rPr>
-          <w:rFonts w:asciiTheme="majorHAnsi" w:hAnsiTheme="majorHAnsi"/>
-          <w:sz w:val="24"/>
-          <w:szCs w:val="24"/>
-        </w:rPr>
-        <w:t>}</w:t>
-      </w:r>
-      <w:proofErr w:type="gramEnd"/>
-      <w:r>
-        <w:rPr>
-          <w:rFonts w:asciiTheme="majorHAnsi" w:hAnsiTheme="majorHAnsi"/>
-          <w:sz w:val="24"/>
-          <w:szCs w:val="24"/>
-        </w:rPr>
-        <w:t>/{estado_assinatura}, {dia} de {mes_extenso} de {ano}.</w:t>
+        <w:t>{cidade_assinatura}/{estado_assinatura}, {dia} de {mes_extenso} de {ano}.</w:t>
       </w:r>
     </w:p>
     <w:p>
@@ -2663,162 +2375,13 @@
           <w:b/>
           <w:sz w:val="24"/>
           <w:szCs w:val="24"/>
-        </w:rPr>
-      </w:pPr>
-    </w:p>
-    <w:p>
-      <w:pPr>
-        <w:jc w:val="center"/>
-        <w:rPr>
-          <w:rFonts w:asciiTheme="majorHAnsi" w:hAnsiTheme="majorHAnsi"/>
-          <w:b/>
-          <w:sz w:val="24"/>
-          <w:szCs w:val="24"/>
-        </w:rPr>
-      </w:pPr>
-      <w:r>
-        <w:rPr>
-          <w:rFonts w:asciiTheme="majorHAnsi" w:hAnsiTheme="majorHAnsi"/>
-          <w:b/>
-          <w:sz w:val="24"/>
-          <w:szCs w:val="24"/>
-        </w:rPr>
-        <w:t>{NOME_PAPEL_COMPRADOR}</w:t>
-      </w:r>
-      <w:r>
-        <w:rPr>
-          <w:rFonts w:asciiTheme="majorHAnsi" w:hAnsiTheme="majorHAnsi"/>
-          <w:sz w:val="24"/>
-          <w:szCs w:val="24"/>
-        </w:rPr>
-        <w:t xml:space="preserve">- </w:t>
-      </w:r>
-      <w:r>
-        <w:rPr>
-          <w:rFonts w:asciiTheme="majorHAnsi" w:hAnsiTheme="majorHAnsi"/>
-          <w:b/>
-          <w:sz w:val="24"/>
-          <w:szCs w:val="24"/>
-        </w:rPr>
-        <w:t>{COMPRADOR}</w:t>
-      </w:r>
-    </w:p>
-    <w:p>
-      <w:pPr>
-        <w:jc w:val="center"/>
-        <w:rPr>
-          <w:rFonts w:asciiTheme="majorHAnsi" w:hAnsiTheme="majorHAnsi"/>
-          <w:b/>
-          <w:sz w:val="24"/>
-          <w:szCs w:val="24"/>
-        </w:rPr>
-      </w:pPr>
-      <w:r>
-        <w:rPr>
-          <w:rFonts w:asciiTheme="majorHAnsi" w:hAnsiTheme="majorHAnsi"/>
-          <w:b/>
-          <w:sz w:val="24"/>
-          <w:szCs w:val="24"/>
-        </w:rPr>
-        <w:t>CPF nº {cpf_comprador}</w:t>
-      </w:r>
-    </w:p>
-    <w:p>
-      <w:pPr>
-        <w:jc w:val="center"/>
-      </w:pPr>
-      <w:r>
-        <w:t>{{COMPRADOR_ASSINATURA_MANUAL}}</w:t>
-      </w:r>
-    </w:p>
-    <w:p>
-      <w:pPr>
-        <w:jc w:val="center"/>
-      </w:pPr>
-    </w:p>
-    <w:p>
-      <w:pPr>
-        <w:jc w:val="center"/>
-      </w:pPr>
-    </w:p>
-    <w:p>
-      <w:pPr>
-        <w:jc w:val="center"/>
-      </w:pPr>
-    </w:p>
-    <w:p>
-      <w:pPr>
-        <w:jc w:val="center"/>
-      </w:pPr>
-    </w:p>
-    <w:p>
-      <w:pPr>
-        <w:jc w:val="center"/>
-      </w:pPr>
-    </w:p>
-    <w:p>
-      <w:pPr>
-        <w:jc w:val="center"/>
-      </w:pPr>
-    </w:p>
-    <w:p>
-      <w:pPr>
-        <w:jc w:val="center"/>
-        <w:rPr>
-          <w:sz w:val="24"/>
-          <w:szCs w:val="24"/>
-        </w:rPr>
-      </w:pPr>
-      <w:r>
-        <w:rPr>
-          <w:sz w:val="24"/>
-          <w:szCs w:val="24"/>
-        </w:rPr>
-        <w:t xml:space="preserve">Testemunha </w:t>
-      </w:r>
-      <w:proofErr w:type="gramStart"/>
-      <w:r>
-        <w:rPr>
-          <w:sz w:val="24"/>
-          <w:szCs w:val="24"/>
-        </w:rPr>
-        <w:t>1</w:t>
-      </w:r>
-      <w:proofErr w:type="gramEnd"/>
-      <w:r>
-        <w:rPr>
-          <w:sz w:val="24"/>
-          <w:szCs w:val="24"/>
-        </w:rPr>
-        <w:t>:</w:t>
-      </w:r>
-      <w:r>
-        <w:rPr>
-          <w:sz w:val="24"/>
-          <w:szCs w:val="24"/>
-        </w:rPr>
-        <w:br/>
-      </w:r>
-    </w:p>
-    <w:p>
-      <w:pPr>
-        <w:jc w:val="center"/>
-        <w:rPr>
-          <w:sz w:val="24"/>
-          <w:szCs w:val="24"/>
-          <w:u w:val="single"/>
-        </w:rPr>
-      </w:pPr>
-      <w:r>
-        <w:rPr>
-          <w:sz w:val="24"/>
-          <w:szCs w:val="24"/>
-          <w:u w:val="single"/>
-        </w:rPr>
-        <w:t>__________________________________</w:t>
-      </w:r>
-      <w:r>
-        <w:rPr>
+          <w:u w:val="single"/>
+        </w:rPr>
+      </w:pPr>
+      <w:r>
+        <w:rPr>
+          <w:rFonts w:asciiTheme="majorHAnsi" w:hAnsiTheme="majorHAnsi"/>
+          <w:b/>
           <w:sz w:val="24"/>
           <w:szCs w:val="24"/>
           <w:u w:val="single"/>
@@ -2827,6 +2390,8 @@
       </w:r>
       <w:r>
         <w:rPr>
+          <w:rFonts w:asciiTheme="majorHAnsi" w:hAnsiTheme="majorHAnsi"/>
+          <w:b/>
           <w:sz w:val="24"/>
           <w:szCs w:val="24"/>
           <w:u w:val="single"/>
@@ -2835,6 +2400,8 @@
       </w:r>
       <w:r>
         <w:rPr>
+          <w:rFonts w:asciiTheme="majorHAnsi" w:hAnsiTheme="majorHAnsi"/>
+          <w:b/>
           <w:sz w:val="24"/>
           <w:szCs w:val="24"/>
           <w:u w:val="single"/>
@@ -2843,72 +2410,18 @@
       </w:r>
       <w:r>
         <w:rPr>
+          <w:rFonts w:asciiTheme="majorHAnsi" w:hAnsiTheme="majorHAnsi"/>
+          <w:b/>
           <w:sz w:val="24"/>
           <w:szCs w:val="24"/>
           <w:u w:val="single"/>
         </w:rPr>
         <w:tab/>
       </w:r>
-    </w:p>
-    <w:p>
-      <w:pPr>
-        <w:jc w:val="center"/>
-        <w:rPr>
-          <w:sz w:val="24"/>
-          <w:szCs w:val="24"/>
-        </w:rPr>
-      </w:pPr>
-      <w:r>
-        <w:rPr>
-          <w:sz w:val="24"/>
-          <w:szCs w:val="24"/>
-        </w:rPr>
-        <w:t xml:space="preserve">Testemunha </w:t>
-      </w:r>
-      <w:proofErr w:type="gramStart"/>
-      <w:r>
-        <w:rPr>
-          <w:sz w:val="24"/>
-          <w:szCs w:val="24"/>
-        </w:rPr>
-        <w:t>2</w:t>
-      </w:r>
-      <w:proofErr w:type="gramEnd"/>
-      <w:r>
-        <w:rPr>
-          <w:sz w:val="24"/>
-          <w:szCs w:val="24"/>
-        </w:rPr>
-        <w:t>:</w:t>
-      </w:r>
-    </w:p>
-    <w:p>
-      <w:pPr>
-        <w:jc w:val="center"/>
-        <w:rPr>
-          <w:sz w:val="24"/>
-          <w:szCs w:val="24"/>
-        </w:rPr>
-      </w:pPr>
-    </w:p>
-    <w:p>
-      <w:pPr>
-        <w:jc w:val="center"/>
-        <w:rPr>
-          <w:sz w:val="24"/>
-          <w:szCs w:val="24"/>
-        </w:rPr>
-      </w:pPr>
-      <w:r>
-        <w:rPr>
-          <w:sz w:val="24"/>
-          <w:szCs w:val="24"/>
-          <w:u w:val="single"/>
-        </w:rPr>
-        <w:t>__________________________________</w:t>
-      </w:r>
-      <w:r>
-        <w:rPr>
+      <w:r>
+        <w:rPr>
+          <w:rFonts w:asciiTheme="majorHAnsi" w:hAnsiTheme="majorHAnsi"/>
+          <w:b/>
           <w:sz w:val="24"/>
           <w:szCs w:val="24"/>
           <w:u w:val="single"/>
@@ -2917,6 +2430,8 @@
       </w:r>
       <w:r>
         <w:rPr>
+          <w:rFonts w:asciiTheme="majorHAnsi" w:hAnsiTheme="majorHAnsi"/>
+          <w:b/>
           <w:sz w:val="24"/>
           <w:szCs w:val="24"/>
           <w:u w:val="single"/>
@@ -2925,6 +2440,8 @@
       </w:r>
       <w:r>
         <w:rPr>
+          <w:rFonts w:asciiTheme="majorHAnsi" w:hAnsiTheme="majorHAnsi"/>
+          <w:b/>
           <w:sz w:val="24"/>
           <w:szCs w:val="24"/>
           <w:u w:val="single"/>
@@ -2933,19 +2450,255 @@
       </w:r>
       <w:r>
         <w:rPr>
+          <w:rFonts w:asciiTheme="majorHAnsi" w:hAnsiTheme="majorHAnsi"/>
+          <w:b/>
           <w:sz w:val="24"/>
           <w:szCs w:val="24"/>
           <w:u w:val="single"/>
         </w:rPr>
         <w:tab/>
       </w:r>
-    </w:p>
-    <w:p>
-      <w:pPr>
-        <w:jc w:val="center"/>
-      </w:pPr>
       <w:bookmarkStart w:id="0" w:name="_GoBack"/>
       <w:bookmarkEnd w:id="0"/>
+    </w:p>
+    <w:p>
+      <w:pPr>
+        <w:jc w:val="center"/>
+        <w:rPr>
+          <w:rFonts w:asciiTheme="majorHAnsi" w:hAnsiTheme="majorHAnsi"/>
+          <w:b/>
+          <w:sz w:val="24"/>
+          <w:szCs w:val="24"/>
+        </w:rPr>
+      </w:pPr>
+      <w:r>
+        <w:rPr>
+          <w:rFonts w:asciiTheme="majorHAnsi" w:hAnsiTheme="majorHAnsi"/>
+          <w:b/>
+          <w:sz w:val="24"/>
+          <w:szCs w:val="24"/>
+        </w:rPr>
+        <w:t>{NOME_PAPEL_COMPRADOR}</w:t>
+      </w:r>
+      <w:r>
+        <w:rPr>
+          <w:rFonts w:asciiTheme="majorHAnsi" w:hAnsiTheme="majorHAnsi"/>
+          <w:sz w:val="24"/>
+          <w:szCs w:val="24"/>
+        </w:rPr>
+        <w:t xml:space="preserve">- </w:t>
+      </w:r>
+      <w:r>
+        <w:rPr>
+          <w:rFonts w:asciiTheme="majorHAnsi" w:hAnsiTheme="majorHAnsi"/>
+          <w:b/>
+          <w:sz w:val="24"/>
+          <w:szCs w:val="24"/>
+        </w:rPr>
+        <w:t>{COMPRADOR}</w:t>
+      </w:r>
+    </w:p>
+    <w:p>
+      <w:pPr>
+        <w:jc w:val="center"/>
+        <w:rPr>
+          <w:rFonts w:asciiTheme="majorHAnsi" w:hAnsiTheme="majorHAnsi"/>
+          <w:b/>
+          <w:sz w:val="24"/>
+          <w:szCs w:val="24"/>
+        </w:rPr>
+      </w:pPr>
+      <w:r>
+        <w:rPr>
+          <w:rFonts w:asciiTheme="majorHAnsi" w:hAnsiTheme="majorHAnsi"/>
+          <w:b/>
+          <w:sz w:val="24"/>
+          <w:szCs w:val="24"/>
+        </w:rPr>
+        <w:t>CPF nº {cpf_comprador}</w:t>
+      </w:r>
+    </w:p>
+    <w:p>
+      <w:pPr>
+        <w:jc w:val="center"/>
+      </w:pPr>
+    </w:p>
+    <w:p>
+      <w:pPr>
+        <w:jc w:val="center"/>
+      </w:pPr>
+    </w:p>
+    <w:p>
+      <w:pPr>
+        <w:jc w:val="center"/>
+      </w:pPr>
+    </w:p>
+    <w:p>
+      <w:pPr>
+        <w:jc w:val="center"/>
+      </w:pPr>
+    </w:p>
+    <w:p>
+      <w:pPr>
+        <w:jc w:val="center"/>
+      </w:pPr>
+    </w:p>
+    <w:p>
+      <w:pPr>
+        <w:jc w:val="center"/>
+      </w:pPr>
+    </w:p>
+    <w:p>
+      <w:pPr>
+        <w:jc w:val="center"/>
+        <w:rPr>
+          <w:sz w:val="24"/>
+          <w:szCs w:val="24"/>
+        </w:rPr>
+      </w:pPr>
+      <w:r>
+        <w:rPr>
+          <w:sz w:val="24"/>
+          <w:szCs w:val="24"/>
+        </w:rPr>
+        <w:t>Testemunha 1:</w:t>
+      </w:r>
+      <w:r>
+        <w:rPr>
+          <w:sz w:val="24"/>
+          <w:szCs w:val="24"/>
+        </w:rPr>
+        <w:br/>
+      </w:r>
+    </w:p>
+    <w:p>
+      <w:pPr>
+        <w:jc w:val="center"/>
+        <w:rPr>
+          <w:sz w:val="24"/>
+          <w:szCs w:val="24"/>
+          <w:u w:val="single"/>
+        </w:rPr>
+      </w:pPr>
+      <w:r>
+        <w:rPr>
+          <w:sz w:val="24"/>
+          <w:szCs w:val="24"/>
+          <w:u w:val="single"/>
+        </w:rPr>
+        <w:t>__________________________________</w:t>
+      </w:r>
+      <w:r>
+        <w:rPr>
+          <w:sz w:val="24"/>
+          <w:szCs w:val="24"/>
+          <w:u w:val="single"/>
+        </w:rPr>
+        <w:tab/>
+      </w:r>
+      <w:r>
+        <w:rPr>
+          <w:sz w:val="24"/>
+          <w:szCs w:val="24"/>
+          <w:u w:val="single"/>
+        </w:rPr>
+        <w:tab/>
+      </w:r>
+      <w:r>
+        <w:rPr>
+          <w:sz w:val="24"/>
+          <w:szCs w:val="24"/>
+          <w:u w:val="single"/>
+        </w:rPr>
+        <w:tab/>
+      </w:r>
+      <w:r>
+        <w:rPr>
+          <w:sz w:val="24"/>
+          <w:szCs w:val="24"/>
+          <w:u w:val="single"/>
+        </w:rPr>
+        <w:tab/>
+      </w:r>
+    </w:p>
+    <w:p>
+      <w:pPr>
+        <w:jc w:val="center"/>
+        <w:rPr>
+          <w:sz w:val="24"/>
+          <w:szCs w:val="24"/>
+        </w:rPr>
+      </w:pPr>
+      <w:r>
+        <w:rPr>
+          <w:sz w:val="24"/>
+          <w:szCs w:val="24"/>
+        </w:rPr>
+        <w:t>Testemunha 2:</w:t>
+      </w:r>
+    </w:p>
+    <w:p>
+      <w:pPr>
+        <w:jc w:val="center"/>
+        <w:rPr>
+          <w:sz w:val="24"/>
+          <w:szCs w:val="24"/>
+        </w:rPr>
+      </w:pPr>
+    </w:p>
+    <w:p>
+      <w:pPr>
+        <w:jc w:val="center"/>
+        <w:rPr>
+          <w:sz w:val="24"/>
+          <w:szCs w:val="24"/>
+        </w:rPr>
+      </w:pPr>
+      <w:r>
+        <w:rPr>
+          <w:sz w:val="24"/>
+          <w:szCs w:val="24"/>
+          <w:u w:val="single"/>
+        </w:rPr>
+        <w:t>__________________________________</w:t>
+      </w:r>
+      <w:r>
+        <w:rPr>
+          <w:sz w:val="24"/>
+          <w:szCs w:val="24"/>
+          <w:u w:val="single"/>
+        </w:rPr>
+        <w:tab/>
+      </w:r>
+      <w:r>
+        <w:rPr>
+          <w:sz w:val="24"/>
+          <w:szCs w:val="24"/>
+          <w:u w:val="single"/>
+        </w:rPr>
+        <w:tab/>
+      </w:r>
+      <w:r>
+        <w:rPr>
+          <w:sz w:val="24"/>
+          <w:szCs w:val="24"/>
+          <w:u w:val="single"/>
+        </w:rPr>
+        <w:tab/>
+      </w:r>
+      <w:r>
+        <w:rPr>
+          <w:sz w:val="24"/>
+          <w:szCs w:val="24"/>
+          <w:u w:val="single"/>
+        </w:rPr>
+        <w:tab/>
+      </w:r>
+    </w:p>
+    <w:p>
+      <w:pPr>
+        <w:jc w:val="center"/>
+      </w:pPr>
     </w:p>
     <w:sectPr>
       <w:headerReference w:type="default" r:id="rId8"/>
@@ -4498,7 +4251,7 @@
 </file>
 
 <file path=customXml/itemProps1.xml><?xml version="1.0" encoding="utf-8"?>
-<ds:datastoreItem xmlns:ds="http://schemas.openxmlformats.org/officeDocument/2006/customXml" ds:itemID="{39328093-BEAC-4152-98A6-B3145B4B9242}">
+<ds:datastoreItem xmlns:ds="http://schemas.openxmlformats.org/officeDocument/2006/customXml" ds:itemID="{9237FE3C-82A8-47C0-9D5A-997C35495F68}">
   <ds:schemaRefs>
     <ds:schemaRef ds:uri="http://schemas.openxmlformats.org/officeDocument/2006/bibliography"/>
   </ds:schemaRefs>
